--- a/public/templates/TemplateA - Copy.docx
+++ b/public/templates/TemplateA - Copy.docx
@@ -4,14 +4,19 @@
   <w:body>
     <w:p>
       <w:pPr>
-        <w:jc w:val="center"/>
         <w:rPr>
+          <w:rFonts w:ascii="Georgia Pro Black" w:hAnsi="Georgia Pro Black"/>
+          <w:b/>
+          <w:bCs/>
           <w:sz w:val="56"/>
           <w:szCs w:val="56"/>
         </w:rPr>
       </w:pPr>
       <w:r>
         <w:rPr>
+          <w:rFonts w:ascii="Georgia Pro Black" w:hAnsi="Georgia Pro Black"/>
+          <w:b/>
+          <w:bCs/>
           <w:sz w:val="56"/>
           <w:szCs w:val="56"/>
         </w:rPr>
@@ -21,7 +26,6 @@
     <w:p>
       <w:pPr>
         <w:spacing w:after="0" w:line="240" w:lineRule="auto"/>
-        <w:jc w:val="center"/>
         <w:rPr>
           <w:sz w:val="28"/>
           <w:szCs w:val="28"/>
@@ -38,7 +42,6 @@
     <w:p>
       <w:pPr>
         <w:spacing w:after="0" w:line="240" w:lineRule="auto"/>
-        <w:jc w:val="center"/>
         <w:rPr>
           <w:sz w:val="28"/>
           <w:szCs w:val="28"/>
@@ -55,7 +58,6 @@
     <w:p>
       <w:pPr>
         <w:spacing w:after="0" w:line="240" w:lineRule="auto"/>
-        <w:jc w:val="center"/>
         <w:rPr>
           <w:sz w:val="28"/>
           <w:szCs w:val="28"/>
@@ -66,7 +68,23 @@
           <w:sz w:val="28"/>
           <w:szCs w:val="28"/>
         </w:rPr>
-        <w:t>{phone}  |  {email}</w:t>
+        <w:t>{</w:t>
+      </w:r>
+      <w:proofErr w:type="gramStart"/>
+      <w:r>
+        <w:rPr>
+          <w:sz w:val="28"/>
+          <w:szCs w:val="28"/>
+        </w:rPr>
+        <w:t>phone}  |</w:t>
+      </w:r>
+      <w:proofErr w:type="gramEnd"/>
+      <w:r>
+        <w:rPr>
+          <w:sz w:val="28"/>
+          <w:szCs w:val="28"/>
+        </w:rPr>
+        <w:t xml:space="preserve">  {email}</w:t>
       </w:r>
     </w:p>
     <w:p>
@@ -97,47 +115,140 @@
     </w:p>
     <w:p>
       <w:r>
-        <w:t>{professionalSummary}</w:t>
+        <w:t>{</w:t>
+      </w:r>
+      <w:proofErr w:type="spellStart"/>
+      <w:r>
+        <w:t>professionalSummary</w:t>
+      </w:r>
+      <w:proofErr w:type="spellEnd"/>
+      <w:r>
+        <w:t>}</w:t>
       </w:r>
     </w:p>
     <w:p>
       <w:pPr>
         <w:spacing w:after="0" w:line="240" w:lineRule="auto"/>
-      </w:pPr>
-      <w:r>
-        <w:t>{#summary1}• {summary1}{/summary1}</w:t>
+        <w:ind w:left="720"/>
+      </w:pPr>
+      <w:r>
+        <w:t>{#summary</w:t>
+      </w:r>
+      <w:proofErr w:type="gramStart"/>
+      <w:r>
+        <w:t>1}•</w:t>
+      </w:r>
+      <w:proofErr w:type="gramEnd"/>
+      <w:r>
+        <w:t xml:space="preserve"> {summary</w:t>
+      </w:r>
+      <w:proofErr w:type="gramStart"/>
+      <w:r>
+        <w:t>1}{</w:t>
+      </w:r>
+      <w:proofErr w:type="gramEnd"/>
+      <w:r>
+        <w:t>/summary1}</w:t>
       </w:r>
     </w:p>
     <w:p>
       <w:pPr>
         <w:spacing w:after="0" w:line="240" w:lineRule="auto"/>
-      </w:pPr>
-      <w:r>
-        <w:t>{#summary2}• {summary2}{/summary2}</w:t>
+        <w:ind w:left="720"/>
+      </w:pPr>
+      <w:r>
+        <w:t>{#summary</w:t>
+      </w:r>
+      <w:proofErr w:type="gramStart"/>
+      <w:r>
+        <w:t>2}•</w:t>
+      </w:r>
+      <w:proofErr w:type="gramEnd"/>
+      <w:r>
+        <w:t xml:space="preserve"> {summary</w:t>
+      </w:r>
+      <w:proofErr w:type="gramStart"/>
+      <w:r>
+        <w:t>2}{</w:t>
+      </w:r>
+      <w:proofErr w:type="gramEnd"/>
+      <w:r>
+        <w:t>/summary2}</w:t>
       </w:r>
     </w:p>
     <w:p>
       <w:pPr>
         <w:spacing w:after="0" w:line="240" w:lineRule="auto"/>
-      </w:pPr>
-      <w:r>
-        <w:t>{#summary3}• {summary3}{/summary3}</w:t>
+        <w:ind w:left="720"/>
+      </w:pPr>
+      <w:r>
+        <w:t>{#summary</w:t>
+      </w:r>
+      <w:proofErr w:type="gramStart"/>
+      <w:r>
+        <w:t>3}•</w:t>
+      </w:r>
+      <w:proofErr w:type="gramEnd"/>
+      <w:r>
+        <w:t xml:space="preserve"> {summary</w:t>
+      </w:r>
+      <w:proofErr w:type="gramStart"/>
+      <w:r>
+        <w:t>3}{</w:t>
+      </w:r>
+      <w:proofErr w:type="gramEnd"/>
+      <w:r>
+        <w:t>/summary3}</w:t>
       </w:r>
     </w:p>
     <w:p>
       <w:pPr>
         <w:spacing w:after="0" w:line="240" w:lineRule="auto"/>
-      </w:pPr>
-      <w:r>
-        <w:t>{#summary4}• {summary4}{/summary4}</w:t>
+        <w:ind w:left="720"/>
+      </w:pPr>
+      <w:r>
+        <w:t>{#summary</w:t>
+      </w:r>
+      <w:proofErr w:type="gramStart"/>
+      <w:r>
+        <w:t>4}•</w:t>
+      </w:r>
+      <w:proofErr w:type="gramEnd"/>
+      <w:r>
+        <w:t xml:space="preserve"> {summary</w:t>
+      </w:r>
+      <w:proofErr w:type="gramStart"/>
+      <w:r>
+        <w:t>4}{</w:t>
+      </w:r>
+      <w:proofErr w:type="gramEnd"/>
+      <w:r>
+        <w:t>/summary4}</w:t>
       </w:r>
     </w:p>
     <w:p>
       <w:pPr>
         <w:spacing w:after="0" w:line="240" w:lineRule="auto"/>
-      </w:pPr>
-      <w:r>
-        <w:t>{#summary5}• {summary5}{/summary5}</w:t>
+        <w:ind w:left="720"/>
+      </w:pPr>
+      <w:r>
+        <w:t>{#summary</w:t>
+      </w:r>
+      <w:proofErr w:type="gramStart"/>
+      <w:r>
+        <w:t>5}•</w:t>
+      </w:r>
+      <w:proofErr w:type="gramEnd"/>
+      <w:r>
+        <w:t xml:space="preserve"> {summary</w:t>
+      </w:r>
+      <w:proofErr w:type="gramStart"/>
+      <w:r>
+        <w:t>5}{</w:t>
+      </w:r>
+      <w:proofErr w:type="gramEnd"/>
+      <w:r>
+        <w:t>/summary5}</w:t>
       </w:r>
     </w:p>
     <w:p>
@@ -176,73 +287,260 @@
         <w:t>{#workExperience}</w:t>
       </w:r>
     </w:p>
+    <w:tbl>
+      <w:tblPr>
+        <w:tblStyle w:val="TableGrid"/>
+        <w:tblW w:w="0" w:type="auto"/>
+        <w:tblBorders>
+          <w:top w:val="none" w:sz="0" w:space="0" w:color="auto"/>
+          <w:left w:val="none" w:sz="0" w:space="0" w:color="auto"/>
+          <w:bottom w:val="none" w:sz="0" w:space="0" w:color="auto"/>
+          <w:right w:val="none" w:sz="0" w:space="0" w:color="auto"/>
+          <w:insideH w:val="none" w:sz="0" w:space="0" w:color="auto"/>
+          <w:insideV w:val="none" w:sz="0" w:space="0" w:color="auto"/>
+        </w:tblBorders>
+        <w:tblLook w:val="04A0" w:firstRow="1" w:lastRow="0" w:firstColumn="1" w:lastColumn="0" w:noHBand="0" w:noVBand="1"/>
+      </w:tblPr>
+      <w:tblGrid>
+        <w:gridCol w:w="4675"/>
+        <w:gridCol w:w="4675"/>
+      </w:tblGrid>
+      <w:tr>
+        <w:tc>
+          <w:tcPr>
+            <w:tcW w:w="4675" w:type="dxa"/>
+          </w:tcPr>
+          <w:p>
+            <w:pPr>
+              <w:rPr>
+                <w:sz w:val="28"/>
+                <w:szCs w:val="28"/>
+              </w:rPr>
+            </w:pPr>
+            <w:proofErr w:type="gramStart"/>
+            <w:r>
+              <w:rPr>
+                <w:sz w:val="28"/>
+                <w:szCs w:val="28"/>
+              </w:rPr>
+              <w:t>{title}, {</w:t>
+            </w:r>
+            <w:proofErr w:type="gramEnd"/>
+            <w:r>
+              <w:rPr>
+                <w:sz w:val="28"/>
+                <w:szCs w:val="28"/>
+              </w:rPr>
+              <w:t xml:space="preserve">employer} </w:t>
+            </w:r>
+          </w:p>
+          <w:p>
+            <w:pPr>
+              <w:rPr>
+                <w:i/>
+                <w:iCs/>
+              </w:rPr>
+            </w:pPr>
+            <w:r>
+              <w:rPr>
+                <w:i/>
+                <w:iCs/>
+              </w:rPr>
+              <w:t>({</w:t>
+            </w:r>
+            <w:proofErr w:type="spellStart"/>
+            <w:r>
+              <w:rPr>
+                <w:i/>
+                <w:iCs/>
+              </w:rPr>
+              <w:t>employerCity</w:t>
+            </w:r>
+            <w:proofErr w:type="spellEnd"/>
+            <w:r>
+              <w:rPr>
+                <w:i/>
+                <w:iCs/>
+              </w:rPr>
+              <w:t>}, {</w:t>
+            </w:r>
+            <w:proofErr w:type="spellStart"/>
+            <w:r>
+              <w:rPr>
+                <w:i/>
+                <w:iCs/>
+              </w:rPr>
+              <w:t>employerState</w:t>
+            </w:r>
+            <w:proofErr w:type="spellEnd"/>
+            <w:r>
+              <w:rPr>
+                <w:i/>
+                <w:iCs/>
+              </w:rPr>
+              <w:t>})</w:t>
+            </w:r>
+          </w:p>
+        </w:tc>
+        <w:tc>
+          <w:tcPr>
+            <w:tcW w:w="4675" w:type="dxa"/>
+          </w:tcPr>
+          <w:p>
+            <w:pPr>
+              <w:jc w:val="right"/>
+              <w:rPr>
+                <w:sz w:val="28"/>
+                <w:szCs w:val="28"/>
+              </w:rPr>
+            </w:pPr>
+            <w:r>
+              <w:rPr>
+                <w:sz w:val="28"/>
+                <w:szCs w:val="28"/>
+              </w:rPr>
+              <w:t>{start} – {end}</w:t>
+            </w:r>
+          </w:p>
+        </w:tc>
+      </w:tr>
+    </w:tbl>
     <w:p>
       <w:pPr>
         <w:spacing w:after="0" w:line="240" w:lineRule="auto"/>
-        <w:rPr>
-          <w:sz w:val="28"/>
-          <w:szCs w:val="28"/>
-        </w:rPr>
-      </w:pPr>
-      <w:r>
-        <w:rPr>
-          <w:sz w:val="28"/>
-          <w:szCs w:val="28"/>
-        </w:rPr>
-        <w:t>{title}, {employer} ({employerCity}, {employerState})</w:t>
+        <w:ind w:left="720"/>
+      </w:pPr>
+      <w:r>
+        <w:t>{#task</w:t>
+      </w:r>
+      <w:proofErr w:type="gramStart"/>
+      <w:r>
+        <w:t>1}•</w:t>
+      </w:r>
+      <w:proofErr w:type="gramEnd"/>
+      <w:r>
+        <w:t xml:space="preserve"> {task</w:t>
+      </w:r>
+      <w:proofErr w:type="gramStart"/>
+      <w:r>
+        <w:t>1}{</w:t>
+      </w:r>
+      <w:proofErr w:type="gramEnd"/>
+      <w:r>
+        <w:t>/task1}</w:t>
       </w:r>
     </w:p>
     <w:p>
       <w:pPr>
         <w:spacing w:after="0" w:line="240" w:lineRule="auto"/>
-      </w:pPr>
-      <w:r>
-        <w:t>{start} – {end}</w:t>
+        <w:ind w:left="720"/>
+      </w:pPr>
+      <w:r>
+        <w:t>{#task</w:t>
+      </w:r>
+      <w:proofErr w:type="gramStart"/>
+      <w:r>
+        <w:t>2}•</w:t>
+      </w:r>
+      <w:proofErr w:type="gramEnd"/>
+      <w:r>
+        <w:t xml:space="preserve"> {task</w:t>
+      </w:r>
+      <w:proofErr w:type="gramStart"/>
+      <w:r>
+        <w:t>2}{</w:t>
+      </w:r>
+      <w:proofErr w:type="gramEnd"/>
+      <w:r>
+        <w:t>/task2}</w:t>
       </w:r>
     </w:p>
     <w:p>
       <w:pPr>
         <w:spacing w:after="0" w:line="240" w:lineRule="auto"/>
-      </w:pPr>
-      <w:r>
-        <w:t>{#task1}• {task1}{/task1}</w:t>
+        <w:ind w:left="720"/>
+      </w:pPr>
+      <w:r>
+        <w:t>{#task</w:t>
+      </w:r>
+      <w:proofErr w:type="gramStart"/>
+      <w:r>
+        <w:t>3}•</w:t>
+      </w:r>
+      <w:proofErr w:type="gramEnd"/>
+      <w:r>
+        <w:t xml:space="preserve"> {task</w:t>
+      </w:r>
+      <w:proofErr w:type="gramStart"/>
+      <w:r>
+        <w:t>3}{</w:t>
+      </w:r>
+      <w:proofErr w:type="gramEnd"/>
+      <w:r>
+        <w:t>/task3}</w:t>
       </w:r>
     </w:p>
     <w:p>
       <w:pPr>
         <w:spacing w:after="0" w:line="240" w:lineRule="auto"/>
-      </w:pPr>
-      <w:r>
-        <w:t>{#task2}• {task2}{/task2}</w:t>
+        <w:ind w:left="720"/>
+      </w:pPr>
+      <w:r>
+        <w:t>{#task</w:t>
+      </w:r>
+      <w:proofErr w:type="gramStart"/>
+      <w:r>
+        <w:t>4}•</w:t>
+      </w:r>
+      <w:proofErr w:type="gramEnd"/>
+      <w:r>
+        <w:t xml:space="preserve"> {task</w:t>
+      </w:r>
+      <w:proofErr w:type="gramStart"/>
+      <w:r>
+        <w:t>4}{</w:t>
+      </w:r>
+      <w:proofErr w:type="gramEnd"/>
+      <w:r>
+        <w:t>/task4}</w:t>
       </w:r>
     </w:p>
     <w:p>
       <w:pPr>
         <w:spacing w:after="0" w:line="240" w:lineRule="auto"/>
-      </w:pPr>
-      <w:r>
-        <w:t>{#task3}• {task3}{/task3}</w:t>
-      </w:r>
-    </w:p>
-    <w:p>
-      <w:pPr>
-        <w:spacing w:after="0" w:line="240" w:lineRule="auto"/>
-      </w:pPr>
-      <w:r>
-        <w:t>{#task4}• {task4}{/task4}</w:t>
-      </w:r>
-    </w:p>
-    <w:p>
-      <w:pPr>
-        <w:spacing w:after="0" w:line="240" w:lineRule="auto"/>
-      </w:pPr>
-      <w:r>
-        <w:t>{#task5}• {task5}{/task5}</w:t>
-      </w:r>
-    </w:p>
-    <w:p>
-      <w:r>
-        <w:t>{/workExperience}</w:t>
+        <w:ind w:left="720"/>
+      </w:pPr>
+      <w:r>
+        <w:t>{#task</w:t>
+      </w:r>
+      <w:proofErr w:type="gramStart"/>
+      <w:r>
+        <w:t>5}•</w:t>
+      </w:r>
+      <w:proofErr w:type="gramEnd"/>
+      <w:r>
+        <w:t xml:space="preserve"> {task</w:t>
+      </w:r>
+      <w:proofErr w:type="gramStart"/>
+      <w:r>
+        <w:t>5}{</w:t>
+      </w:r>
+      <w:proofErr w:type="gramEnd"/>
+      <w:r>
+        <w:t>/task5}</w:t>
+      </w:r>
+    </w:p>
+    <w:p>
+      <w:r>
+        <w:t>{/</w:t>
+      </w:r>
+      <w:proofErr w:type="spellStart"/>
+      <w:r>
+        <w:t>workExperience</w:t>
+      </w:r>
+      <w:proofErr w:type="spellEnd"/>
+      <w:r>
+        <w:t>}</w:t>
       </w:r>
     </w:p>
     <w:p>
@@ -252,7 +550,15 @@
         </w:pBdr>
       </w:pPr>
       <w:r>
-        <w:t>{/hasWorkExperience}</w:t>
+        <w:t>{/</w:t>
+      </w:r>
+      <w:proofErr w:type="spellStart"/>
+      <w:r>
+        <w:t>hasWorkExperience</w:t>
+      </w:r>
+      <w:proofErr w:type="spellEnd"/>
+      <w:r>
+        <w:t>}</w:t>
       </w:r>
     </w:p>
     <w:p>
@@ -283,52 +589,144 @@
         <w:t>{#education}</w:t>
       </w:r>
     </w:p>
-    <w:p>
-      <w:r>
-        <w:t>{</w:t>
-      </w:r>
-      <w:r>
-        <w:t xml:space="preserve">school} — </w:t>
-      </w:r>
-      <w:r>
-        <w:t>{</w:t>
-      </w:r>
-      <w:r>
-        <w:t>eduC</w:t>
-      </w:r>
-      <w:r>
-        <w:t>ity}, {</w:t>
-      </w:r>
-      <w:r>
-        <w:t>eduS</w:t>
-      </w:r>
-      <w:r>
-        <w:t>tate}</w:t>
-      </w:r>
-    </w:p>
-    <w:p>
-      <w:pPr>
-        <w:spacing w:line="278" w:lineRule="auto"/>
-      </w:pPr>
-      <w:r>
-        <w:t>{program}</w:t>
-      </w:r>
-      <w:r>
-        <w:t xml:space="preserve"> </w:t>
-      </w:r>
-    </w:p>
-    <w:p>
-      <w:r>
-        <w:lastRenderedPageBreak/>
-        <w:t>{startDate} – {endDate}</w:t>
-      </w:r>
-    </w:p>
-    <w:p>
-      <w:r>
-        <w:t>{notes}</w:t>
-      </w:r>
-    </w:p>
+    <w:tbl>
+      <w:tblPr>
+        <w:tblStyle w:val="TableGrid"/>
+        <w:tblW w:w="0" w:type="auto"/>
+        <w:tblBorders>
+          <w:top w:val="none" w:sz="0" w:space="0" w:color="auto"/>
+          <w:left w:val="none" w:sz="0" w:space="0" w:color="auto"/>
+          <w:bottom w:val="none" w:sz="0" w:space="0" w:color="auto"/>
+          <w:right w:val="none" w:sz="0" w:space="0" w:color="auto"/>
+          <w:insideH w:val="none" w:sz="0" w:space="0" w:color="auto"/>
+          <w:insideV w:val="none" w:sz="0" w:space="0" w:color="auto"/>
+        </w:tblBorders>
+        <w:tblLook w:val="04A0" w:firstRow="1" w:lastRow="0" w:firstColumn="1" w:lastColumn="0" w:noHBand="0" w:noVBand="1"/>
+      </w:tblPr>
+      <w:tblGrid>
+        <w:gridCol w:w="4675"/>
+        <w:gridCol w:w="4675"/>
+      </w:tblGrid>
+      <w:tr>
+        <w:tc>
+          <w:tcPr>
+            <w:tcW w:w="4675" w:type="dxa"/>
+          </w:tcPr>
+          <w:p>
+            <w:pPr>
+              <w:rPr>
+                <w:sz w:val="28"/>
+                <w:szCs w:val="28"/>
+              </w:rPr>
+            </w:pPr>
+            <w:r>
+              <w:rPr>
+                <w:sz w:val="28"/>
+                <w:szCs w:val="28"/>
+              </w:rPr>
+              <w:t>{school} — {</w:t>
+            </w:r>
+            <w:proofErr w:type="spellStart"/>
+            <w:r>
+              <w:rPr>
+                <w:sz w:val="28"/>
+                <w:szCs w:val="28"/>
+              </w:rPr>
+              <w:t>eduCity</w:t>
+            </w:r>
+            <w:proofErr w:type="spellEnd"/>
+            <w:r>
+              <w:rPr>
+                <w:sz w:val="28"/>
+                <w:szCs w:val="28"/>
+              </w:rPr>
+              <w:t>}, {</w:t>
+            </w:r>
+            <w:proofErr w:type="spellStart"/>
+            <w:r>
+              <w:rPr>
+                <w:sz w:val="28"/>
+                <w:szCs w:val="28"/>
+              </w:rPr>
+              <w:t>eduState</w:t>
+            </w:r>
+            <w:proofErr w:type="spellEnd"/>
+            <w:r>
+              <w:rPr>
+                <w:sz w:val="28"/>
+                <w:szCs w:val="28"/>
+              </w:rPr>
+              <w:t>}</w:t>
+            </w:r>
+          </w:p>
+          <w:p>
+            <w:pPr>
+              <w:spacing w:line="278" w:lineRule="auto"/>
+              <w:rPr>
+                <w:i/>
+                <w:iCs/>
+              </w:rPr>
+            </w:pPr>
+            <w:r>
+              <w:rPr>
+                <w:i/>
+                <w:iCs/>
+              </w:rPr>
+              <w:t xml:space="preserve">{program} </w:t>
+            </w:r>
+          </w:p>
+          <w:p>
+            <w:pPr>
+              <w:spacing w:line="278" w:lineRule="auto"/>
+              <w:rPr>
+                <w:i/>
+                <w:iCs/>
+              </w:rPr>
+            </w:pPr>
+          </w:p>
+          <w:p>
+            <w:r>
+              <w:lastRenderedPageBreak/>
+              <w:t>{notes}</w:t>
+            </w:r>
+          </w:p>
+          <w:p/>
+        </w:tc>
+        <w:tc>
+          <w:tcPr>
+            <w:tcW w:w="4675" w:type="dxa"/>
+          </w:tcPr>
+          <w:p>
+            <w:pPr>
+              <w:jc w:val="right"/>
+            </w:pPr>
+            <w:r>
+              <w:lastRenderedPageBreak/>
+              <w:t>{</w:t>
+            </w:r>
+            <w:proofErr w:type="spellStart"/>
+            <w:r>
+              <w:t>startDate</w:t>
+            </w:r>
+            <w:proofErr w:type="spellEnd"/>
+            <w:r>
+              <w:t>} – {</w:t>
+            </w:r>
+            <w:proofErr w:type="spellStart"/>
+            <w:r>
+              <w:t>endDate</w:t>
+            </w:r>
+            <w:proofErr w:type="spellEnd"/>
+            <w:r>
+              <w:t>}</w:t>
+            </w:r>
+          </w:p>
+          <w:p/>
+        </w:tc>
+      </w:tr>
+    </w:tbl>
     <w:p/>
+    <w:p/>
     <w:p>
       <w:r>
         <w:t>{/education}</w:t>
@@ -336,10 +734,36 @@
     </w:p>
     <w:p>
       <w:r>
-        <w:t>{/hasEducation}</w:t>
+        <w:t>{/</w:t>
+      </w:r>
+      <w:proofErr w:type="spellStart"/>
+      <w:r>
+        <w:t>hasEducation</w:t>
+      </w:r>
+      <w:proofErr w:type="spellEnd"/>
+      <w:r>
+        <w:t>}</w:t>
       </w:r>
     </w:p>
     <w:p/>
+    <w:p>
+      <w:pPr>
+        <w:pBdr>
+          <w:bottom w:val="single" w:sz="12" w:space="1" w:color="auto"/>
+        </w:pBdr>
+        <w:rPr>
+          <w:sz w:val="56"/>
+          <w:szCs w:val="56"/>
+        </w:rPr>
+      </w:pPr>
+      <w:r>
+        <w:rPr>
+          <w:sz w:val="56"/>
+          <w:szCs w:val="56"/>
+        </w:rPr>
+        <w:t xml:space="preserve">SKILLS AND CERTIFICATIONS </w:t>
+      </w:r>
+    </w:p>
     <w:p/>
     <w:tbl>
       <w:tblPr>
@@ -372,73 +796,243 @@
           <w:p>
             <w:pPr>
               <w:rPr>
-                <w:sz w:val="56"/>
-                <w:szCs w:val="56"/>
-                <w:u w:val="single"/>
+                <w:i/>
+                <w:iCs/>
+                <w:sz w:val="28"/>
+                <w:szCs w:val="28"/>
               </w:rPr>
             </w:pPr>
             <w:r>
               <w:rPr>
-                <w:sz w:val="56"/>
-                <w:szCs w:val="56"/>
-                <w:u w:val="single"/>
+                <w:i/>
+                <w:iCs/>
+                <w:sz w:val="28"/>
+                <w:szCs w:val="28"/>
               </w:rPr>
               <w:t>CERTIFICATIONS</w:t>
             </w:r>
           </w:p>
           <w:p>
             <w:r>
-              <w:t>{#cert1}• {cert1}{/cert1}</w:t>
-            </w:r>
-          </w:p>
-          <w:p>
-            <w:r>
-              <w:t>{#cert2}• {cert2}{/cert2}</w:t>
-            </w:r>
-          </w:p>
-          <w:p>
-            <w:r>
-              <w:t>{#cert3}• {cert3}{/cert3}</w:t>
-            </w:r>
-          </w:p>
-          <w:p>
-            <w:r>
-              <w:t>{#cert4}• {cert4}{/cert4}</w:t>
-            </w:r>
-          </w:p>
-          <w:p>
-            <w:r>
-              <w:t>{#cert5}• {cert5}{/cert5}</w:t>
-            </w:r>
-          </w:p>
-          <w:p>
-            <w:r>
-              <w:t>{#cert6}• {cert6}{/cert6}</w:t>
-            </w:r>
-          </w:p>
-          <w:p>
-            <w:r>
-              <w:t>{#cert7}• {cert7}{/cert7}</w:t>
-            </w:r>
-          </w:p>
-          <w:p>
-            <w:r>
-              <w:t>{#cert8}• {cert8}{/cert8}</w:t>
-            </w:r>
-          </w:p>
-          <w:p>
-            <w:r>
-              <w:t>{#cert9}• {cert9}{/cert9}</w:t>
-            </w:r>
-          </w:p>
-          <w:p>
-            <w:r>
-              <w:t>{#cert10}• {cert10}{/cert10}</w:t>
-            </w:r>
-          </w:p>
-          <w:p>
-            <w:r>
-              <w:t>{/hasProgramCerts}</w:t>
+              <w:t>{#cert</w:t>
+            </w:r>
+            <w:proofErr w:type="gramStart"/>
+            <w:r>
+              <w:t>1}•</w:t>
+            </w:r>
+            <w:proofErr w:type="gramEnd"/>
+            <w:r>
+              <w:t xml:space="preserve"> {cert</w:t>
+            </w:r>
+            <w:proofErr w:type="gramStart"/>
+            <w:r>
+              <w:t>1}{</w:t>
+            </w:r>
+            <w:proofErr w:type="gramEnd"/>
+            <w:r>
+              <w:t>/cert1}</w:t>
+            </w:r>
+          </w:p>
+          <w:p>
+            <w:r>
+              <w:t>{#cert</w:t>
+            </w:r>
+            <w:proofErr w:type="gramStart"/>
+            <w:r>
+              <w:t>2}•</w:t>
+            </w:r>
+            <w:proofErr w:type="gramEnd"/>
+            <w:r>
+              <w:t xml:space="preserve"> {cert</w:t>
+            </w:r>
+            <w:proofErr w:type="gramStart"/>
+            <w:r>
+              <w:t>2}{</w:t>
+            </w:r>
+            <w:proofErr w:type="gramEnd"/>
+            <w:r>
+              <w:t>/cert2}</w:t>
+            </w:r>
+          </w:p>
+          <w:p>
+            <w:r>
+              <w:t>{#cert</w:t>
+            </w:r>
+            <w:proofErr w:type="gramStart"/>
+            <w:r>
+              <w:t>3}•</w:t>
+            </w:r>
+            <w:proofErr w:type="gramEnd"/>
+            <w:r>
+              <w:t xml:space="preserve"> {cert</w:t>
+            </w:r>
+            <w:proofErr w:type="gramStart"/>
+            <w:r>
+              <w:t>3}{</w:t>
+            </w:r>
+            <w:proofErr w:type="gramEnd"/>
+            <w:r>
+              <w:t>/cert3}</w:t>
+            </w:r>
+          </w:p>
+          <w:p>
+            <w:r>
+              <w:t>{#cert</w:t>
+            </w:r>
+            <w:proofErr w:type="gramStart"/>
+            <w:r>
+              <w:t>4}•</w:t>
+            </w:r>
+            <w:proofErr w:type="gramEnd"/>
+            <w:r>
+              <w:t xml:space="preserve"> {cert</w:t>
+            </w:r>
+            <w:proofErr w:type="gramStart"/>
+            <w:r>
+              <w:t>4}{</w:t>
+            </w:r>
+            <w:proofErr w:type="gramEnd"/>
+            <w:r>
+              <w:t>/cert4}</w:t>
+            </w:r>
+          </w:p>
+          <w:p>
+            <w:r>
+              <w:t>{#cert</w:t>
+            </w:r>
+            <w:proofErr w:type="gramStart"/>
+            <w:r>
+              <w:t>5}•</w:t>
+            </w:r>
+            <w:proofErr w:type="gramEnd"/>
+            <w:r>
+              <w:t xml:space="preserve"> {cert</w:t>
+            </w:r>
+            <w:proofErr w:type="gramStart"/>
+            <w:r>
+              <w:t>5}{</w:t>
+            </w:r>
+            <w:proofErr w:type="gramEnd"/>
+            <w:r>
+              <w:t>/cert5}</w:t>
+            </w:r>
+          </w:p>
+          <w:p>
+            <w:r>
+              <w:t>{#cert</w:t>
+            </w:r>
+            <w:proofErr w:type="gramStart"/>
+            <w:r>
+              <w:t>6}•</w:t>
+            </w:r>
+            <w:proofErr w:type="gramEnd"/>
+            <w:r>
+              <w:t xml:space="preserve"> {cert</w:t>
+            </w:r>
+            <w:proofErr w:type="gramStart"/>
+            <w:r>
+              <w:t>6}{</w:t>
+            </w:r>
+            <w:proofErr w:type="gramEnd"/>
+            <w:r>
+              <w:t>/cert6}</w:t>
+            </w:r>
+          </w:p>
+          <w:p>
+            <w:r>
+              <w:t>{#cert</w:t>
+            </w:r>
+            <w:proofErr w:type="gramStart"/>
+            <w:r>
+              <w:t>7}•</w:t>
+            </w:r>
+            <w:proofErr w:type="gramEnd"/>
+            <w:r>
+              <w:t xml:space="preserve"> {cert</w:t>
+            </w:r>
+            <w:proofErr w:type="gramStart"/>
+            <w:r>
+              <w:t>7}{</w:t>
+            </w:r>
+            <w:proofErr w:type="gramEnd"/>
+            <w:r>
+              <w:t>/cert7}</w:t>
+            </w:r>
+          </w:p>
+          <w:p>
+            <w:r>
+              <w:t>{#cert</w:t>
+            </w:r>
+            <w:proofErr w:type="gramStart"/>
+            <w:r>
+              <w:t>8}•</w:t>
+            </w:r>
+            <w:proofErr w:type="gramEnd"/>
+            <w:r>
+              <w:t xml:space="preserve"> {cert</w:t>
+            </w:r>
+            <w:proofErr w:type="gramStart"/>
+            <w:r>
+              <w:t>8}{</w:t>
+            </w:r>
+            <w:proofErr w:type="gramEnd"/>
+            <w:r>
+              <w:t>/cert8}</w:t>
+            </w:r>
+          </w:p>
+          <w:p>
+            <w:r>
+              <w:t>{#cert</w:t>
+            </w:r>
+            <w:proofErr w:type="gramStart"/>
+            <w:r>
+              <w:t>9}•</w:t>
+            </w:r>
+            <w:proofErr w:type="gramEnd"/>
+            <w:r>
+              <w:t xml:space="preserve"> {cert</w:t>
+            </w:r>
+            <w:proofErr w:type="gramStart"/>
+            <w:r>
+              <w:t>9}{</w:t>
+            </w:r>
+            <w:proofErr w:type="gramEnd"/>
+            <w:r>
+              <w:t>/cert9}</w:t>
+            </w:r>
+          </w:p>
+          <w:p>
+            <w:r>
+              <w:t>{#cert</w:t>
+            </w:r>
+            <w:proofErr w:type="gramStart"/>
+            <w:r>
+              <w:t>10}•</w:t>
+            </w:r>
+            <w:proofErr w:type="gramEnd"/>
+            <w:r>
+              <w:t xml:space="preserve"> {cert</w:t>
+            </w:r>
+            <w:proofErr w:type="gramStart"/>
+            <w:r>
+              <w:t>10}{</w:t>
+            </w:r>
+            <w:proofErr w:type="gramEnd"/>
+            <w:r>
+              <w:t>/cert10}</w:t>
+            </w:r>
+          </w:p>
+          <w:p>
+            <w:r>
+              <w:t>{/</w:t>
+            </w:r>
+            <w:proofErr w:type="spellStart"/>
+            <w:r>
+              <w:t>hasProgramCerts</w:t>
+            </w:r>
+            <w:proofErr w:type="spellEnd"/>
+            <w:r>
+              <w:t>}</w:t>
             </w:r>
           </w:p>
           <w:p/>
@@ -455,73 +1049,243 @@
           <w:p>
             <w:pPr>
               <w:rPr>
-                <w:sz w:val="56"/>
-                <w:szCs w:val="56"/>
-                <w:u w:val="single"/>
+                <w:i/>
+                <w:iCs/>
+                <w:sz w:val="28"/>
+                <w:szCs w:val="28"/>
               </w:rPr>
             </w:pPr>
             <w:r>
               <w:rPr>
-                <w:sz w:val="56"/>
-                <w:szCs w:val="56"/>
-                <w:u w:val="single"/>
+                <w:i/>
+                <w:iCs/>
+                <w:sz w:val="28"/>
+                <w:szCs w:val="28"/>
               </w:rPr>
               <w:t>SKILLS</w:t>
             </w:r>
           </w:p>
           <w:p>
             <w:r>
-              <w:t>{#skill1}• {skill1}{/skill1}</w:t>
-            </w:r>
-          </w:p>
-          <w:p>
-            <w:r>
-              <w:t>{#skill2}• {skill2}{/skill2}</w:t>
-            </w:r>
-          </w:p>
-          <w:p>
-            <w:r>
-              <w:t>{#skill3}• {skill3}{/skill3}</w:t>
-            </w:r>
-          </w:p>
-          <w:p>
-            <w:r>
-              <w:t>{#skill4}• {skill4}{/skill4}</w:t>
-            </w:r>
-          </w:p>
-          <w:p>
-            <w:r>
-              <w:t>{#skill5}• {skill5}{/skill5}</w:t>
-            </w:r>
-          </w:p>
-          <w:p>
-            <w:r>
-              <w:t>{#skill6}• {skill6}{/skill6}</w:t>
-            </w:r>
-          </w:p>
-          <w:p>
-            <w:r>
-              <w:t>{#skill7}• {skill7}{/skill7}</w:t>
-            </w:r>
-          </w:p>
-          <w:p>
-            <w:r>
-              <w:t>{#skill8}• {skill8}{/skill8}</w:t>
-            </w:r>
-          </w:p>
-          <w:p>
-            <w:r>
-              <w:t>{#skill9}• {skill9}{/skill9}</w:t>
-            </w:r>
-          </w:p>
-          <w:p>
-            <w:r>
-              <w:t>{#skill10}• {skill10}{/skill10}</w:t>
-            </w:r>
-          </w:p>
-          <w:p>
-            <w:r>
-              <w:t>{/hasExtraSkills}</w:t>
+              <w:t>{#skill</w:t>
+            </w:r>
+            <w:proofErr w:type="gramStart"/>
+            <w:r>
+              <w:t>1}•</w:t>
+            </w:r>
+            <w:proofErr w:type="gramEnd"/>
+            <w:r>
+              <w:t xml:space="preserve"> {skill</w:t>
+            </w:r>
+            <w:proofErr w:type="gramStart"/>
+            <w:r>
+              <w:t>1}{</w:t>
+            </w:r>
+            <w:proofErr w:type="gramEnd"/>
+            <w:r>
+              <w:t>/skill1}</w:t>
+            </w:r>
+          </w:p>
+          <w:p>
+            <w:r>
+              <w:t>{#skill</w:t>
+            </w:r>
+            <w:proofErr w:type="gramStart"/>
+            <w:r>
+              <w:t>2}•</w:t>
+            </w:r>
+            <w:proofErr w:type="gramEnd"/>
+            <w:r>
+              <w:t xml:space="preserve"> {skill</w:t>
+            </w:r>
+            <w:proofErr w:type="gramStart"/>
+            <w:r>
+              <w:t>2}{</w:t>
+            </w:r>
+            <w:proofErr w:type="gramEnd"/>
+            <w:r>
+              <w:t>/skill2}</w:t>
+            </w:r>
+          </w:p>
+          <w:p>
+            <w:r>
+              <w:t>{#skill</w:t>
+            </w:r>
+            <w:proofErr w:type="gramStart"/>
+            <w:r>
+              <w:t>3}•</w:t>
+            </w:r>
+            <w:proofErr w:type="gramEnd"/>
+            <w:r>
+              <w:t xml:space="preserve"> {skill</w:t>
+            </w:r>
+            <w:proofErr w:type="gramStart"/>
+            <w:r>
+              <w:t>3}{</w:t>
+            </w:r>
+            <w:proofErr w:type="gramEnd"/>
+            <w:r>
+              <w:t>/skill3}</w:t>
+            </w:r>
+          </w:p>
+          <w:p>
+            <w:r>
+              <w:t>{#skill</w:t>
+            </w:r>
+            <w:proofErr w:type="gramStart"/>
+            <w:r>
+              <w:t>4}•</w:t>
+            </w:r>
+            <w:proofErr w:type="gramEnd"/>
+            <w:r>
+              <w:t xml:space="preserve"> {skill</w:t>
+            </w:r>
+            <w:proofErr w:type="gramStart"/>
+            <w:r>
+              <w:t>4}{</w:t>
+            </w:r>
+            <w:proofErr w:type="gramEnd"/>
+            <w:r>
+              <w:t>/skill4}</w:t>
+            </w:r>
+          </w:p>
+          <w:p>
+            <w:r>
+              <w:t>{#skill</w:t>
+            </w:r>
+            <w:proofErr w:type="gramStart"/>
+            <w:r>
+              <w:t>5}•</w:t>
+            </w:r>
+            <w:proofErr w:type="gramEnd"/>
+            <w:r>
+              <w:t xml:space="preserve"> {skill</w:t>
+            </w:r>
+            <w:proofErr w:type="gramStart"/>
+            <w:r>
+              <w:t>5}{</w:t>
+            </w:r>
+            <w:proofErr w:type="gramEnd"/>
+            <w:r>
+              <w:t>/skill5}</w:t>
+            </w:r>
+          </w:p>
+          <w:p>
+            <w:r>
+              <w:t>{#skill</w:t>
+            </w:r>
+            <w:proofErr w:type="gramStart"/>
+            <w:r>
+              <w:t>6}•</w:t>
+            </w:r>
+            <w:proofErr w:type="gramEnd"/>
+            <w:r>
+              <w:t xml:space="preserve"> {skill</w:t>
+            </w:r>
+            <w:proofErr w:type="gramStart"/>
+            <w:r>
+              <w:t>6}{</w:t>
+            </w:r>
+            <w:proofErr w:type="gramEnd"/>
+            <w:r>
+              <w:t>/skill6}</w:t>
+            </w:r>
+          </w:p>
+          <w:p>
+            <w:r>
+              <w:t>{#skill</w:t>
+            </w:r>
+            <w:proofErr w:type="gramStart"/>
+            <w:r>
+              <w:t>7}•</w:t>
+            </w:r>
+            <w:proofErr w:type="gramEnd"/>
+            <w:r>
+              <w:t xml:space="preserve"> {skill</w:t>
+            </w:r>
+            <w:proofErr w:type="gramStart"/>
+            <w:r>
+              <w:t>7}{</w:t>
+            </w:r>
+            <w:proofErr w:type="gramEnd"/>
+            <w:r>
+              <w:t>/skill7}</w:t>
+            </w:r>
+          </w:p>
+          <w:p>
+            <w:r>
+              <w:t>{#skill</w:t>
+            </w:r>
+            <w:proofErr w:type="gramStart"/>
+            <w:r>
+              <w:t>8}•</w:t>
+            </w:r>
+            <w:proofErr w:type="gramEnd"/>
+            <w:r>
+              <w:t xml:space="preserve"> {skill</w:t>
+            </w:r>
+            <w:proofErr w:type="gramStart"/>
+            <w:r>
+              <w:t>8}{</w:t>
+            </w:r>
+            <w:proofErr w:type="gramEnd"/>
+            <w:r>
+              <w:t>/skill8}</w:t>
+            </w:r>
+          </w:p>
+          <w:p>
+            <w:r>
+              <w:t>{#skill</w:t>
+            </w:r>
+            <w:proofErr w:type="gramStart"/>
+            <w:r>
+              <w:t>9}•</w:t>
+            </w:r>
+            <w:proofErr w:type="gramEnd"/>
+            <w:r>
+              <w:t xml:space="preserve"> {skill</w:t>
+            </w:r>
+            <w:proofErr w:type="gramStart"/>
+            <w:r>
+              <w:t>9}{</w:t>
+            </w:r>
+            <w:proofErr w:type="gramEnd"/>
+            <w:r>
+              <w:t>/skill9}</w:t>
+            </w:r>
+          </w:p>
+          <w:p>
+            <w:r>
+              <w:t>{#skill</w:t>
+            </w:r>
+            <w:proofErr w:type="gramStart"/>
+            <w:r>
+              <w:t>10}•</w:t>
+            </w:r>
+            <w:proofErr w:type="gramEnd"/>
+            <w:r>
+              <w:t xml:space="preserve"> {skill</w:t>
+            </w:r>
+            <w:proofErr w:type="gramStart"/>
+            <w:r>
+              <w:t>10}{</w:t>
+            </w:r>
+            <w:proofErr w:type="gramEnd"/>
+            <w:r>
+              <w:t>/skill10}</w:t>
+            </w:r>
+          </w:p>
+          <w:p>
+            <w:r>
+              <w:t>{/</w:t>
+            </w:r>
+            <w:proofErr w:type="spellStart"/>
+            <w:r>
+              <w:t>hasExtraSkills</w:t>
+            </w:r>
+            <w:proofErr w:type="spellEnd"/>
+            <w:r>
+              <w:t>}</w:t>
             </w:r>
           </w:p>
           <w:p/>
